--- a/docs/2026-09_量化研究方向指导手册.docx
+++ b/docs/2026-09_量化研究方向指导手册.docx
@@ -2155,6 +2155,193 @@
           <w:i w:val="0"/>
         </w:rPr>
         <w:t>才算。</w:t>
+      </w:r>
+    </w:p>
+    <w:p>
+      <w:pPr>
+        <w:pStyle w:val="Heading1"/>
+      </w:pPr>
+      <w:r>
+        <w:rPr>
+          <w:color w:val="1F4E79"/>
+        </w:rPr>
+        <w:t>近端一等候选选题（2026-09-09 建议；手册"开张第一补记"用）</w:t>
+      </w:r>
+    </w:p>
+    <w:p>
+      <w:r>
+        <w:rPr>
+          <w:b w:val="0"/>
+          <w:i/>
+          <w:color w:val="595959"/>
+        </w:rPr>
+        <w:t>建议从下三条里挑一条启动，先后在 "研究进展记录模板" 填第一笔。都会用你已有方法与数据、以 OOS/扣费净超额判成败（方向随便注：证伪也有价值）。</w:t>
+      </w:r>
+    </w:p>
+    <w:p>
+      <w:pPr>
+        <w:pStyle w:val="ListNumber"/>
+      </w:pPr>
+      <w:r>
+        <w:rPr>
+          <w:b w:val="0"/>
+          <w:i w:val="0"/>
+          <w:sz w:val="21"/>
+        </w:rPr>
+        <w:t xml:space="preserve">1. ★首选 —— </w:t>
+      </w:r>
+      <w:r>
+        <w:rPr>
+          <w:b/>
+          <w:i w:val="0"/>
+          <w:sz w:val="21"/>
+        </w:rPr>
+        <w:t>⑦ 龙虎榜"可交易"事件研究（真·独立第二眼的最诚实起点）</w:t>
+      </w:r>
+    </w:p>
+    <w:p>
+      <w:r>
+        <w:rPr>
+          <w:b w:val="0"/>
+          <w:i w:val="0"/>
+        </w:rPr>
+        <w:t xml:space="preserve">   - 做什么：用现成 `data/extra_features/dragon_tiger`(+limit_up 涨停)做</w:t>
+      </w:r>
+      <w:r>
+        <w:rPr>
+          <w:b/>
+          <w:i w:val="0"/>
+        </w:rPr>
+        <w:t>事实描述统计</w:t>
+      </w:r>
+      <w:r>
+        <w:rPr>
+          <w:b w:val="0"/>
+          <w:i w:val="0"/>
+        </w:rPr>
+        <w:t>：某类上榜(如机构净买+涨停 / 游资净流出炒作)之后 1~20 日相对沪深300 的超额均值/胜率/样本。</w:t>
+      </w:r>
+    </w:p>
+    <w:p>
+      <w:r>
+        <w:rPr>
+          <w:b w:val="0"/>
+          <w:i w:val="0"/>
+        </w:rPr>
+        <w:t xml:space="preserve">   - 纪律：只在</w:t>
+      </w:r>
+      <w:r>
+        <w:rPr>
+          <w:b/>
+          <w:i w:val="0"/>
+        </w:rPr>
+        <w:t>已披露、且次日能进场</w:t>
+      </w:r>
+      <w:r>
+        <w:rPr>
+          <w:b w:val="0"/>
+          <w:i w:val="0"/>
+        </w:rPr>
+        <w:t>的口径算(收盘后才可用，绝不用当日内未来)。</w:t>
+      </w:r>
+    </w:p>
+    <w:p>
+      <w:r>
+        <w:rPr>
+          <w:b w:val="0"/>
+          <w:i w:val="0"/>
+        </w:rPr>
+        <w:t xml:space="preserve">   - 判成功(才算数)：进场的月度横截面与现有15簇</w:t>
+      </w:r>
+      <w:r>
+        <w:rPr>
+          <w:b/>
+          <w:i w:val="0"/>
+        </w:rPr>
+        <w:t>IC近0/负</w:t>
+      </w:r>
+      <w:r>
+        <w:rPr>
+          <w:b w:val="0"/>
+          <w:i w:val="0"/>
+        </w:rPr>
+        <w:t>(不冗余)+自身月度强度合格+近12月仍正+可次日进场扣费仍为正。上榜当天冲高次日回落=信息被抢,记"证伪",别当 alpha。</w:t>
+      </w:r>
+    </w:p>
+    <w:p>
+      <w:r>
+        <w:rPr>
+          <w:b w:val="0"/>
+          <w:i w:val="0"/>
+        </w:rPr>
+        <w:t xml:space="preserve">   - 补记位:方向⑦。</w:t>
+      </w:r>
+    </w:p>
+    <w:p>
+      <w:pPr>
+        <w:pStyle w:val="ListNumber"/>
+      </w:pPr>
+      <w:r>
+        <w:rPr>
+          <w:b w:val="0"/>
+          <w:i w:val="0"/>
+          <w:sz w:val="21"/>
+        </w:rPr>
+        <w:t xml:space="preserve">2. 次选 —— </w:t>
+      </w:r>
+      <w:r>
+        <w:rPr>
+          <w:b/>
+          <w:i w:val="0"/>
+          <w:sz w:val="21"/>
+        </w:rPr>
+        <w:t>⑥ regime 总开关</w:t>
+      </w:r>
+      <w:r>
+        <w:rPr>
+          <w:b w:val="0"/>
+          <w:i w:val="0"/>
+          <w:sz w:val="21"/>
+        </w:rPr>
+        <w:t>：把 V4 按"市场强/弱(当月涨跌/波动/广度)"分两态,先量清 V4 在弱市是否拖后腿(9/07 分窗法即可)，再考虑加一个总仓开关。判成功=开关让整体OOS年化IC不降+最大回撤明显降,而非个别月好看。补记位:方向⑥。</w:t>
+      </w:r>
+    </w:p>
+    <w:p>
+      <w:pPr>
+        <w:pStyle w:val="ListNumber"/>
+      </w:pPr>
+      <w:r>
+        <w:rPr>
+          <w:b w:val="0"/>
+          <w:i w:val="0"/>
+          <w:sz w:val="21"/>
+        </w:rPr>
+        <w:t xml:space="preserve">3. 可等数据 —— </w:t>
+      </w:r>
+      <w:r>
+        <w:rPr>
+          <w:b/>
+          <w:i w:val="0"/>
+          <w:sz w:val="21"/>
+        </w:rPr>
+        <w:t>C版 "真·独立第二眼"</w:t>
+      </w:r>
+      <w:r>
+        <w:rPr>
+          <w:b w:val="0"/>
+          <w:i w:val="0"/>
+          <w:sz w:val="21"/>
+        </w:rPr>
+        <w:t>：用 mootdx_finance(585字段全财报)产一个真正非量价的财务质量族(如ROE质量+现金流+商誉风险),再"入组体检"验与15簇真错峰。产生一个基本面月度因子做体检即可,别贪多;它是机构 alpha 来源(新经济族)，适合时间多时做扎实。补记位:方向⑦/②。</w:t>
+      </w:r>
+    </w:p>
+    <w:p>
+      <w:r>
+        <w:rPr>
+          <w:b w:val="0"/>
+          <w:i w:val="0"/>
+        </w:rPr>
+        <w:t>（每完成/证伪一个,就把进度填进该方向"补记"并把结论回写本站,重生成 .docx。）</w:t>
       </w:r>
     </w:p>
     <w:p>

--- a/docs/2026-09_量化研究方向指导手册.docx
+++ b/docs/2026-09_量化研究方向指导手册.docx
@@ -1893,14 +1893,167 @@
           <w:b/>
           <w:i w:val="0"/>
         </w:rPr>
-        <w:t>补记</w:t>
+        <w:t>补记(2026-09-09 龙虎榜"可交易"事件研究, 完整见 docs/2026-09_龙虎榜事件研究.md)</w:t>
       </w:r>
       <w:r>
         <w:rPr>
           <w:b w:val="0"/>
           <w:i w:val="0"/>
         </w:rPr>
-        <w:t>：(记录每次事件研究的样本/窗口/超额与是否可交易。)</w:t>
+        <w:t>：</w:t>
+      </w:r>
+    </w:p>
+    <w:p>
+      <w:pPr>
+        <w:pStyle w:val="ListBullet"/>
+      </w:pPr>
+      <w:r>
+        <w:rPr>
+          <w:b w:val="0"/>
+          <w:i w:val="0"/>
+          <w:sz w:val="21"/>
+        </w:rPr>
+        <w:t xml:space="preserve">交付a·口径：龙虎榜 D 收盘后披露→ </w:t>
+      </w:r>
+      <w:r>
+        <w:rPr>
+          <w:b/>
+          <w:i w:val="0"/>
+          <w:sz w:val="21"/>
+        </w:rPr>
+        <w:t>D+1 可买开盘进场、持 h市场日收盘出场</w:t>
+      </w:r>
+      <w:r>
+        <w:rPr>
+          <w:b w:val="0"/>
+          <w:i w:val="0"/>
+          <w:sz w:val="21"/>
+        </w:rPr>
+        <w:t>,基准同开同卖对沪深300(全防前视)。</w:t>
+      </w:r>
+    </w:p>
+    <w:p>
+      <w:pPr>
+        <w:pStyle w:val="ListBullet"/>
+      </w:pPr>
+      <w:r>
+        <w:rPr>
+          <w:b w:val="0"/>
+          <w:i w:val="0"/>
+          <w:sz w:val="21"/>
+        </w:rPr>
+        <w:t>数据：</w:t>
+      </w:r>
+      <w:r>
+        <w:rPr>
+          <w:b/>
+          <w:i w:val="0"/>
+          <w:sz w:val="21"/>
+        </w:rPr>
+        <w:t>自补采集器把龙虎榜补到 2026-09-08、并修复生产分块覆盖丢史 bug</w:t>
+      </w:r>
+      <w:r>
+        <w:rPr>
+          <w:b w:val="0"/>
+          <w:i w:val="0"/>
+          <w:sz w:val="21"/>
+        </w:rPr>
+        <w:t xml:space="preserve">(全窗=3037→3727 文件; 旧件仅 ~24% 事件). 事件 </w:t>
+      </w:r>
+      <w:r>
+        <w:rPr>
+          <w:b/>
+          <w:i w:val="0"/>
+          <w:sz w:val="21"/>
+        </w:rPr>
+        <w:t>15,438</w:t>
+      </w:r>
+      <w:r>
+        <w:rPr>
+          <w:b w:val="0"/>
+          <w:i w:val="0"/>
+          <w:sz w:val="21"/>
+        </w:rPr>
+        <w:t>(可交易 14,831 的 96%).</w:t>
+      </w:r>
+    </w:p>
+    <w:p>
+      <w:pPr>
+        <w:pStyle w:val="ListBullet"/>
+      </w:pPr>
+      <w:r>
+        <w:rPr>
+          <w:b w:val="0"/>
+          <w:i w:val="0"/>
+          <w:sz w:val="21"/>
+        </w:rPr>
+        <w:t>结果·门槛：整体粗糙"次日无脑买上榜"</w:t>
+      </w:r>
+      <w:r>
+        <w:rPr>
+          <w:b/>
+          <w:i w:val="0"/>
+          <w:sz w:val="21"/>
+        </w:rPr>
+        <w:t>非可交易正超额</w:t>
+      </w:r>
+      <w:r>
+        <w:rPr>
+          <w:b w:val="0"/>
+          <w:i w:val="0"/>
+          <w:sz w:val="21"/>
+        </w:rPr>
+        <w:t>(T20 ≈ −2.3%@HS300, win35%); 主板 −2.6% 最差、创业 −2.5%、</w:t>
+      </w:r>
+    </w:p>
+    <w:p>
+      <w:r>
+        <w:rPr>
+          <w:b w:val="0"/>
+          <w:i w:val="0"/>
+        </w:rPr>
+        <w:t xml:space="preserve">  </w:t>
+      </w:r>
+      <w:r>
+        <w:rPr>
+          <w:b/>
+          <w:i w:val="0"/>
+        </w:rPr>
+        <w:t>科创板 +1.36%</w:t>
+      </w:r>
+      <w:r>
+        <w:rPr>
+          <w:b w:val="0"/>
+          <w:i w:val="0"/>
+        </w:rPr>
+        <w:t xml:space="preserve"> 为唯一正(样本仅1192); 大额净买(前20%)只给+0.3%瞬脉后回吐; E1 高开&gt;+7% 明显惩罚(T20 −3.9). 判</w:t>
+      </w:r>
+      <w:r>
+        <w:rPr>
+          <w:b/>
+          <w:i w:val="0"/>
+        </w:rPr>
+        <w:t>证伪</w:t>
+      </w:r>
+      <w:r>
+        <w:rPr>
+          <w:b w:val="0"/>
+          <w:i w:val="0"/>
+        </w:rPr>
+        <w:t>其为"全标可交易截面alpha"; 但那极少量自强的窄子群(科创/净买弱gap)留给下一档当"候选、须长OOS". 注: 基准未剔大小盘风格, "亏"里含 中小组 vs 沪深300 风格, 非纯消息无用.</w:t>
+      </w:r>
+    </w:p>
+    <w:p>
+      <w:pPr>
+        <w:pStyle w:val="ListBullet"/>
+      </w:pPr>
+      <w:r>
+        <w:rPr>
+          <w:b w:val="0"/>
+          <w:i w:val="0"/>
+          <w:sz w:val="21"/>
+        </w:rPr>
+        <w:t>下一步/换血：a)结论初判★证伪(无脑买)=可停用该思路; 深挖科创20%/+净买低gap两个子条件的可交易性则需更长OOS(D≤1年/单regime不够).</w:t>
       </w:r>
     </w:p>
     <w:p>

--- a/docs/2026-09_量化研究方向指导手册.docx
+++ b/docs/2026-09_量化研究方向指导手册.docx
@@ -2054,6 +2054,60 @@
           <w:sz w:val="21"/>
         </w:rPr>
         <w:t>下一步/换血：a)结论初判★证伪(无脑买)=可停用该思路; 深挖科创20%/+净买低gap两个子条件的可交易性则需更长OOS(D≤1年/单regime不够).</w:t>
+      </w:r>
+    </w:p>
+    <w:p>
+      <w:pPr>
+        <w:pStyle w:val="ListBullet"/>
+      </w:pPr>
+      <w:r>
+        <w:rPr>
+          <w:b w:val="0"/>
+          <w:i w:val="0"/>
+          <w:sz w:val="21"/>
+        </w:rPr>
+        <w:t>【富字段迭代 09-09b】采到 机构席位org_net/游资hm_net/当日chg/buy-sell额 入盘(仅研究, 未动V4生产特征);</w:t>
+      </w:r>
+    </w:p>
+    <w:p>
+      <w:r>
+        <w:rPr>
+          <w:b w:val="0"/>
+          <w:i w:val="0"/>
+        </w:rPr>
+        <w:t xml:space="preserve">  二次分形: 机构净买ex20−1.99&gt;整体−2.28(最优但非正)、机构净卖−2.97(最差); 纯游资−1.64.</w:t>
+      </w:r>
+    </w:p>
+    <w:p>
+      <w:r>
+        <w:rPr>
+          <w:b w:val="0"/>
+          <w:i w:val="0"/>
+        </w:rPr>
+        <w:t xml:space="preserve">  换中证1000 rebase(尺寸剥离,N~1.36万): 主板仍−3.0(ex20 vs 1000)→原"亏主板"非大小盘假象=上榜时效耗尽证伪坐实;</w:t>
+      </w:r>
+    </w:p>
+    <w:p>
+      <w:r>
+        <w:rPr>
+          <w:b w:val="0"/>
+          <w:i w:val="0"/>
+        </w:rPr>
+        <w:t xml:space="preserve">  </w:t>
+      </w:r>
+      <w:r>
+        <w:rPr>
+          <w:b/>
+          <w:i w:val="0"/>
+        </w:rPr>
+        <w:t>科创换1000后仍+2.46(更稳的正)</w:t>
+      </w:r>
+      <w:r>
+        <w:rPr>
+          <w:b w:val="0"/>
+          <w:i w:val="0"/>
+        </w:rPr>
+        <w:t>; 机构买&gt;游资&gt;净卖 层级一致. 只将科创20%+/机构净买标"下一档候选", 须更长OOS才判.</w:t>
       </w:r>
     </w:p>
     <w:p>

--- a/docs/2026-09_量化研究方向指导手册.docx
+++ b/docs/2026-09_量化研究方向指导手册.docx
@@ -2093,21 +2093,52 @@
           <w:b w:val="0"/>
           <w:i w:val="0"/>
         </w:rPr>
-        <w:t xml:space="preserve">  </w:t>
+        <w:t xml:space="preserve">  科创换1000后仍+2.46; 机构买&gt;游资&gt;净卖 层级一致. 只将科创20%+/机构净买标"下一档候选".</w:t>
+      </w:r>
+    </w:p>
+    <w:p>
+      <w:pPr>
+        <w:pStyle w:val="ListBullet"/>
+      </w:pPr>
+      <w:r>
+        <w:rPr>
+          <w:b w:val="0"/>
+          <w:i w:val="0"/>
+          <w:sz w:val="21"/>
+        </w:rPr>
+        <w:t>【窄条件时序 OOS 09-09c】候选(科创 || 机构净买+E1gap≤+3%) 用 IS&lt;05-01 / OOS≥05-01 单次留出测试:</w:t>
+      </w:r>
+    </w:p>
+    <w:p>
+      <w:r>
+        <w:rPr>
+          <w:b w:val="0"/>
+          <w:i w:val="0"/>
+        </w:rPr>
+        <w:t xml:space="preserve">  IS候选ex20 +0.41%(优势+1.18pp) → </w:t>
       </w:r>
       <w:r>
         <w:rPr>
           <w:b/>
           <w:i w:val="0"/>
         </w:rPr>
-        <w:t>科创换1000后仍+2.46(更稳的正)</w:t>
+        <w:t>OOS候选 −5.10%(优势归零反−0.21pp)</w:t>
       </w:r>
       <w:r>
         <w:rPr>
           <w:b w:val="0"/>
           <w:i w:val="0"/>
         </w:rPr>
-        <w:t>; 机构买&gt;游资&gt;净卖 层级一致. 只将科创20%+/机构净买标"下一档候选", 须更长OOS才判.</w:t>
+        <w:t xml:space="preserve"> ⇒ 判"该窄条件可留存为稳定事件α"★证伪</w:t>
+      </w:r>
+    </w:p>
+    <w:p>
+      <w:r>
+        <w:rPr>
+          <w:b w:val="0"/>
+          <w:i w:val="0"/>
+        </w:rPr>
+        <w:t xml:space="preserve">  = 科创/机构买优势高度绑定其被定义的那半年regime, 属窗内/幸存偏差, 勿当可带走edge(勿升级为实盘规则).</w:t>
       </w:r>
     </w:p>
     <w:p>

--- a/docs/2026-09_量化研究方向指导手册.docx
+++ b/docs/2026-09_量化研究方向指导手册.docx
@@ -759,210 +759,272 @@
       </w:r>
     </w:p>
     <w:p>
-      <w:pPr>
-        <w:pStyle w:val="Heading1"/>
-      </w:pPr>
-      <w:r>
-        <w:rPr>
-          <w:color w:val="1F4E79"/>
-        </w:rPr>
-        <w:t>方向② 因子挖掘与"多因子"（你 021/022 已挖、也已证一部分）</w:t>
+      <w:r>
+        <w:rPr>
+          <w:b/>
+          <w:i w:val="0"/>
+        </w:rPr>
+        <w:t>补记 2026-10-13（本项目实测）—— 结论：⚠️ 已在门槛之外，停止投入</w:t>
       </w:r>
     </w:p>
     <w:p>
+      <w:pPr>
+        <w:pStyle w:val="ListNumber"/>
+      </w:pPr>
+      <w:r>
+        <w:rPr>
+          <w:b w:val="0"/>
+          <w:i w:val="0"/>
+          <w:sz w:val="21"/>
+        </w:rPr>
+        <w:t xml:space="preserve">1. </w:t>
+      </w:r>
       <w:r>
         <w:rPr>
           <w:b/>
           <w:i w:val="0"/>
-        </w:rPr>
-        <w:t>是什么</w:t>
+          <w:sz w:val="21"/>
+        </w:rPr>
+        <w:t>方向/台阶</w:t>
       </w:r>
       <w:r>
         <w:rPr>
           <w:b w:val="0"/>
           <w:i w:val="0"/>
-        </w:rPr>
-        <w:t>：挖能"把好的排前面"的排序力(IC)，再把多个</w:t>
-      </w:r>
-      <w:r>
-        <w:rPr>
-          <w:b/>
-          <w:i w:val="0"/>
-        </w:rPr>
-        <w:t>彼此独立</w:t>
-      </w:r>
-      <w:r>
-        <w:rPr>
-          <w:b w:val="0"/>
-          <w:i w:val="0"/>
-        </w:rPr>
-        <w:t>的排序合成更强的组合。</w:t>
+          <w:sz w:val="21"/>
+        </w:rPr>
+        <w:t>：机构第 1~4 层（特征→标签→模型→融合）本项目全部做过：V4 129 维 → V6-A~E 五条特征实验 → 通道消融 → 融合口径对照。</w:t>
       </w:r>
     </w:p>
     <w:p>
+      <w:pPr>
+        <w:pStyle w:val="ListNumber"/>
+      </w:pPr>
+      <w:r>
+        <w:rPr>
+          <w:b w:val="0"/>
+          <w:i w:val="0"/>
+          <w:sz w:val="21"/>
+        </w:rPr>
+        <w:t xml:space="preserve">2. </w:t>
+      </w:r>
       <w:r>
         <w:rPr>
           <w:b/>
           <w:i w:val="0"/>
-        </w:rPr>
-        <w:t>机构怎么做</w:t>
+          <w:sz w:val="21"/>
+        </w:rPr>
+        <w:t>数据与口径</w:t>
       </w:r>
       <w:r>
         <w:rPr>
           <w:b w:val="0"/>
           <w:i w:val="0"/>
-        </w:rPr>
-        <w:t xml:space="preserve">：机器/LLM 进掘几百上千因子 → 每只做过采样稳健的单因子评估(IC/ICIR/增量)→ 做 </w:t>
-      </w:r>
-      <w:r>
-        <w:rPr>
-          <w:b/>
-          <w:i w:val="0"/>
-        </w:rPr>
-        <w:t>冗余去重</w:t>
-      </w:r>
-      <w:r>
-        <w:rPr>
-          <w:b w:val="0"/>
-          <w:i w:val="0"/>
-        </w:rPr>
-        <w:t>(看两两月度IC时序相关, 相关性高只留一只)→ 保留"真·多重经济族"(价量/基本面/另类都各留代表)→ 组合优化合成 → 全流程OOS、逐因子衰变监控与换代。</w:t>
+          <w:sz w:val="21"/>
+        </w:rPr>
+        <w:t>：004 全量数据面；69 个月（2020-10~2026-06）、月频、单市场；引擎口径（含止损/月末清仓/费用/单票 15% 上限）。</w:t>
       </w:r>
     </w:p>
     <w:p>
+      <w:pPr>
+        <w:pStyle w:val="ListNumber"/>
+      </w:pPr>
+      <w:r>
+        <w:rPr>
+          <w:b w:val="0"/>
+          <w:i w:val="0"/>
+          <w:sz w:val="21"/>
+        </w:rPr>
+        <w:t xml:space="preserve">3. </w:t>
+      </w:r>
       <w:r>
         <w:rPr>
           <w:b/>
           <w:i w:val="0"/>
-        </w:rPr>
-        <w:t>我的体验(实证)</w:t>
+          <w:sz w:val="21"/>
+        </w:rPr>
+        <w:t>结果·门槛判断</w:t>
       </w:r>
       <w:r>
         <w:rPr>
           <w:b w:val="0"/>
           <w:i w:val="0"/>
-        </w:rPr>
-        <w:t>：你 022 挖、021 过"六关"进 13→15 只备用；9/08-09/09 我都跑过</w:t>
+          <w:sz w:val="21"/>
+        </w:rPr>
+        <w:t>：</w:t>
       </w:r>
       <w:r>
         <w:rPr>
           <w:b/>
           <w:i w:val="0"/>
-        </w:rPr>
-        <w:t>那15只互相关≈0.7-0.98→其实是一根驱动(1个冗余块)</w:t>
+          <w:sz w:val="21"/>
+        </w:rPr>
+        <w:t>打分头部无区分度</w:t>
       </w:r>
       <w:r>
         <w:rPr>
           <w:b w:val="0"/>
           <w:i w:val="0"/>
-        </w:rPr>
-        <w:t>，最小"族"合成只加 0.006-0.008 IC 且OOS更不稳→判"同源白叠、不组组合、只留单因子候选+个别可空跑单因子盘"。</w:t>
+          <w:sz w:val="21"/>
+        </w:rPr>
+        <w:t xml:space="preserve">（TOP10 +0.94% ≈ TOP11~20 +0.89% ≈ TOP21~30 +0.80%，配对 </w:t>
+      </w:r>
+      <w:r>
+        <w:rPr>
+          <w:b/>
+          <w:i w:val="0"/>
+          <w:sz w:val="21"/>
+        </w:rPr>
+        <w:t>p=0.940</w:t>
+      </w:r>
+      <w:r>
+        <w:rPr>
+          <w:b w:val="0"/>
+          <w:i w:val="0"/>
+          <w:sz w:val="21"/>
+        </w:rPr>
+        <w:t xml:space="preserve">）；6 把尺子全不显著；CAPM alpha </w:t>
+      </w:r>
+      <w:r>
+        <w:rPr>
+          <w:b/>
+          <w:i w:val="0"/>
+          <w:sz w:val="21"/>
+        </w:rPr>
+        <w:t>符号随尺子翻转</w:t>
+      </w:r>
+      <w:r>
+        <w:rPr>
+          <w:b w:val="0"/>
+          <w:i w:val="0"/>
+          <w:sz w:val="21"/>
+        </w:rPr>
+        <w:t xml:space="preserve">；融合头部两路一致度 </w:t>
+      </w:r>
+      <w:r>
+        <w:rPr>
+          <w:b/>
+          <w:i w:val="0"/>
+          <w:sz w:val="21"/>
+        </w:rPr>
+        <w:t>−0.404</w:t>
+      </w:r>
+      <w:r>
+        <w:rPr>
+          <w:b w:val="0"/>
+          <w:i w:val="0"/>
+          <w:sz w:val="21"/>
+        </w:rPr>
+        <w:t>（排名平均挑出的是两路吵架的票，改口径也救不回，p=0.960）。</w:t>
+      </w:r>
+      <w:r>
+        <w:rPr>
+          <w:b/>
+          <w:i w:val="0"/>
+          <w:sz w:val="21"/>
+        </w:rPr>
+        <w:t>关键门槛：本项目"月频、组合层"的最小可检出效应 MDE ≈ 1.5%/月（≈年化 18%）</w:t>
+      </w:r>
+      <w:r>
+        <w:rPr>
+          <w:b w:val="0"/>
+          <w:i w:val="0"/>
+          <w:sz w:val="21"/>
+        </w:rPr>
+        <w:t xml:space="preserve">，而所有改动效应在 0.2~0.75%/月 ⇒ </w:t>
+      </w:r>
+      <w:r>
+        <w:rPr>
+          <w:b/>
+          <w:i w:val="0"/>
+          <w:sz w:val="21"/>
+        </w:rPr>
+        <w:t>全部落在门槛之内 ⇒ 注定测不出</w:t>
+      </w:r>
+      <w:r>
+        <w:rPr>
+          <w:b w:val="0"/>
+          <w:i w:val="0"/>
+          <w:sz w:val="21"/>
+        </w:rPr>
+        <w:t>。详见 `docs/2026-10-13_选股层归因结论.md`、`docs/2026-10-13_评估分辨率与最小可检出效应.md`。</w:t>
       </w:r>
     </w:p>
     <w:p>
+      <w:pPr>
+        <w:pStyle w:val="ListNumber"/>
+      </w:pPr>
+      <w:r>
+        <w:rPr>
+          <w:b w:val="0"/>
+          <w:i w:val="0"/>
+          <w:sz w:val="21"/>
+        </w:rPr>
+        <w:t xml:space="preserve">4. </w:t>
+      </w:r>
       <w:r>
         <w:rPr>
           <w:b/>
           <w:i w:val="0"/>
-        </w:rPr>
-        <w:t>我从浅到深怎么走</w:t>
+          <w:sz w:val="21"/>
+        </w:rPr>
+        <w:t>下一步/是否换血</w:t>
       </w:r>
       <w:r>
         <w:rPr>
           <w:b w:val="0"/>
           <w:i w:val="0"/>
-        </w:rPr>
-        <w:t>：①先学"怎样才算一个'好的''有效'因子"(IC/ICIR/分位(单调)/独立/OOS增量→ 你已经会过六关/IR) ②学"冗余相关去重"的那一页(近0/负才算错峰、正高=同源)——你已在 §术语与之前文档做“相关诊断” ③真进阶时,找</w:t>
+          <w:sz w:val="21"/>
+        </w:rPr>
+        <w:t>：</w:t>
       </w:r>
       <w:r>
         <w:rPr>
           <w:b/>
           <w:i w:val="0"/>
-        </w:rPr>
-        <w:t>与现有15簇近0/负相关且自带强度</w:t>
+          <w:sz w:val="21"/>
+        </w:rPr>
+        <w:t>本层"换血"= 停止投入</w:t>
       </w:r>
       <w:r>
         <w:rPr>
           <w:b w:val="0"/>
           <w:i w:val="0"/>
-        </w:rPr>
-        <w:t>的新数据族(不是再加反转/动量)。</w:t>
-      </w:r>
-    </w:p>
-    <w:p>
+          <w:sz w:val="21"/>
+        </w:rPr>
+        <w:t>（除非先把评估分辨率提上去：日频/个股层、多种子、多市场）。策略定位改为"</w:t>
+      </w:r>
       <w:r>
         <w:rPr>
           <w:b/>
           <w:i w:val="0"/>
-        </w:rPr>
-        <w:t>一上手做哪一步</w:t>
+          <w:sz w:val="21"/>
+        </w:rPr>
+        <w:t>低 beta、贴近市场、低回撤地持有</w:t>
       </w:r>
       <w:r>
         <w:rPr>
           <w:b w:val="0"/>
           <w:i w:val="0"/>
-        </w:rPr>
-        <w:t>：到此为止</w:t>
+          <w:sz w:val="21"/>
+        </w:rPr>
+        <w:t xml:space="preserve">"，主战场转到 </w:t>
       </w:r>
       <w:r>
         <w:rPr>
           <w:b/>
           <w:i w:val="0"/>
-        </w:rPr>
-        <w:t>不必再扩这15只</w:t>
+          <w:sz w:val="21"/>
+        </w:rPr>
+        <w:t>方向⑧</w:t>
       </w:r>
       <w:r>
         <w:rPr>
           <w:b w:val="0"/>
           <w:i w:val="0"/>
-        </w:rPr>
-        <w:t>。真正该学的,是你已反复在做的"入组体检"(脚本 output/analyze_reserve15_ic_corr 可复作任何新因子/新数据族用它体检)。</w:t>
-      </w:r>
-    </w:p>
-    <w:p>
-      <w:r>
-        <w:rPr>
-          <w:b/>
-          <w:i w:val="0"/>
-        </w:rPr>
-        <w:t>怎么做才算数</w:t>
-      </w:r>
-      <w:r>
-        <w:rPr>
-          <w:b w:val="0"/>
-          <w:i w:val="0"/>
-        </w:rPr>
-        <w:t xml:space="preserve">：任何一条想"加入组合"的新线索,先过 </w:t>
-      </w:r>
-      <w:r>
-        <w:rPr>
-          <w:b/>
-          <w:i w:val="0"/>
-        </w:rPr>
-        <w:t>相关(与簇近0/负)+自带强度(月度IC不弱、近12月为正)+OOS</w:t>
-      </w:r>
-      <w:r>
-        <w:rPr>
-          <w:b w:val="0"/>
-          <w:i w:val="0"/>
-        </w:rPr>
-        <w:t>,三关都过才信。</w:t>
-      </w:r>
-    </w:p>
-    <w:p>
-      <w:r>
-        <w:rPr>
-          <w:b/>
-          <w:i w:val="0"/>
-        </w:rPr>
-        <w:t>补记</w:t>
-      </w:r>
-      <w:r>
-        <w:rPr>
-          <w:b w:val="0"/>
-          <w:i w:val="0"/>
-        </w:rPr>
-        <w:t>:（后续把每当评的族/因子、相关/增量/OOS数字追加到这里。）</w:t>
+          <w:sz w:val="21"/>
+        </w:rPr>
+        <w:t>。</w:t>
       </w:r>
     </w:p>
     <w:p>
@@ -973,7 +1035,7 @@
         <w:rPr>
           <w:color w:val="1F4E79"/>
         </w:rPr>
-        <w:t>方向③ LLM / 文本 → α（你 004 LLM 模拟盘，较浅）</w:t>
+        <w:t>方向② 因子挖掘与"多因子"（你 021/022 已挖、也已证一部分）</w:t>
       </w:r>
     </w:p>
     <w:p>
@@ -989,7 +1051,21 @@
           <w:b w:val="0"/>
           <w:i w:val="0"/>
         </w:rPr>
-        <w:t>：把新闻 / 研报 / 分析师语气/公司公告这类非结构化文字,变成"今天到未来数日"的动量/情绪因子。</w:t>
+        <w:t>：挖能"把好的排前面"的排序力(IC)，再把多个</w:t>
+      </w:r>
+      <w:r>
+        <w:rPr>
+          <w:b/>
+          <w:i w:val="0"/>
+        </w:rPr>
+        <w:t>彼此独立</w:t>
+      </w:r>
+      <w:r>
+        <w:rPr>
+          <w:b w:val="0"/>
+          <w:i w:val="0"/>
+        </w:rPr>
+        <w:t>的排序合成更强的组合。</w:t>
       </w:r>
     </w:p>
     <w:p>
@@ -1005,7 +1081,21 @@
           <w:b w:val="0"/>
           <w:i w:val="0"/>
         </w:rPr>
-        <w:t>：数据独享(万得/彭博终端+付费另类)→ LLM提取事件与情绪时长→ 与"出现时点"对齐(防用未来信息)→ 低频稳健(作截面/事件套利因子)→ 与价量因子正交→ OOS 检验信息时效窗口。</w:t>
+        <w:t xml:space="preserve">：机器/LLM 进掘几百上千因子 → 每只做过采样稳健的单因子评估(IC/ICIR/增量)→ 做 </w:t>
+      </w:r>
+      <w:r>
+        <w:rPr>
+          <w:b/>
+          <w:i w:val="0"/>
+        </w:rPr>
+        <w:t>冗余去重</w:t>
+      </w:r>
+      <w:r>
+        <w:rPr>
+          <w:b w:val="0"/>
+          <w:i w:val="0"/>
+        </w:rPr>
+        <w:t>(看两两月度IC时序相关, 相关性高只留一只)→ 保留"真·多重经济族"(价量/基本面/另类都各留代表)→ 组合优化合成 → 全流程OOS、逐因子衰变监控与换代。</w:t>
       </w:r>
     </w:p>
     <w:p>
@@ -1014,56 +1104,28 @@
           <w:b/>
           <w:i w:val="0"/>
         </w:rPr>
-        <w:t>我个人怎么由浅入深</w:t>
+        <w:t>我的体验(实证)</w:t>
       </w:r>
       <w:r>
         <w:rPr>
           <w:b w:val="0"/>
           <w:i w:val="0"/>
         </w:rPr>
-        <w:t>：①先用</w:t>
+        <w:t>：你 022 挖、021 过"六关"进 13→15 只备用；9/08-09/09 我都跑过</w:t>
       </w:r>
       <w:r>
         <w:rPr>
           <w:b/>
           <w:i w:val="0"/>
         </w:rPr>
-        <w:t>已披露公告/龙虎榜/新闻时间点</w:t>
+        <w:t>那15只互相关≈0.7-0.98→其实是一根驱动(1个冗余块)</w:t>
       </w:r>
       <w:r>
         <w:rPr>
           <w:b w:val="0"/>
           <w:i w:val="0"/>
         </w:rPr>
-        <w:t>(你 data/extra_features 有 news/cls/consensus/reports) 做"事件当日后未来5-20日超额"的</w:t>
-      </w:r>
-      <w:r>
-        <w:rPr>
-          <w:b/>
-          <w:i w:val="0"/>
-        </w:rPr>
-        <w:t>事件统计</w:t>
-      </w:r>
-      <w:r>
-        <w:rPr>
-          <w:b w:val="0"/>
-          <w:i w:val="0"/>
-        </w:rPr>
-        <w:t>(何时涨、认在即)（比“让LLM直接写涨跌”更诚实、少幻觉）→ ②把"事件类型/情感"用LLM打个低维标签再和价量错峰叠 → ③防look-ahead：</w:t>
-      </w:r>
-      <w:r>
-        <w:rPr>
-          <w:b/>
-          <w:i w:val="0"/>
-        </w:rPr>
-        <w:t>只用"已公开、且当天收盘后可用"的信息算，绝不要用未来</w:t>
-      </w:r>
-      <w:r>
-        <w:rPr>
-          <w:b w:val="0"/>
-          <w:i w:val="0"/>
-        </w:rPr>
-        <w:t>。</w:t>
+        <w:t>，最小"族"合成只加 0.006-0.008 IC 且OOS更不稳→判"同源白叠、不组组合、只留单因子候选+个别可空跑单因子盘"。</w:t>
       </w:r>
     </w:p>
     <w:p>
@@ -1072,28 +1134,28 @@
           <w:b/>
           <w:i w:val="0"/>
         </w:rPr>
-        <w:t>一上手做哪一步</w:t>
+        <w:t>我从浅到深怎么走</w:t>
       </w:r>
       <w:r>
         <w:rPr>
           <w:b w:val="0"/>
           <w:i w:val="0"/>
         </w:rPr>
-        <w:t>：别又造一个"看一个公司说利空它跌了"的幻影——先做</w:t>
+        <w:t>：①先学"怎样才算一个'好的''有效'因子"(IC/ICIR/分位(单调)/独立/OOS增量→ 你已经会过六关/IR) ②学"冗余相关去重"的那一页(近0/负才算错峰、正高=同源)——你已在 §术语与之前文档做“相关诊断” ③真进阶时,找</w:t>
       </w:r>
       <w:r>
         <w:rPr>
           <w:b/>
           <w:i w:val="0"/>
         </w:rPr>
-        <w:t>「事件清单 → 事件后超额形态」的诚实描述统计</w:t>
+        <w:t>与现有15簇近0/负相关且自带强度</w:t>
       </w:r>
       <w:r>
         <w:rPr>
           <w:b w:val="0"/>
           <w:i w:val="0"/>
         </w:rPr>
-        <w:t>(哪些事件类型真的能带来可交易、且能次日开盘进场的超额)。这才是机构事件的起点。</w:t>
+        <w:t>的新数据族(不是再加反转/动量)。</w:t>
       </w:r>
     </w:p>
     <w:p>
@@ -1102,65 +1164,311 @@
           <w:b/>
           <w:i w:val="0"/>
         </w:rPr>
-        <w:t>怎么做才算数</w:t>
+        <w:t>一上手做哪一步</w:t>
       </w:r>
       <w:r>
         <w:rPr>
           <w:b w:val="0"/>
           <w:i w:val="0"/>
         </w:rPr>
-        <w:t>：给"这条信息"能带来,且扣成本后、</w:t>
+        <w:t>：到此为止</w:t>
       </w:r>
       <w:r>
         <w:rPr>
           <w:b/>
           <w:i w:val="0"/>
         </w:rPr>
-        <w:t>次日能进场</w:t>
+        <w:t>不必再扩这15只</w:t>
       </w:r>
       <w:r>
         <w:rPr>
           <w:b w:val="0"/>
           <w:i w:val="0"/>
         </w:rPr>
-        <w:t>、且不随时间被抢走的正超额才算；若只是"消息当天冲一下明天就回"，多半是已反映、不可交易，别当 alpha。</w:t>
+        <w:t>。真正该学的,是你已反复在做的"入组体检"(脚本 output/analyze_reserve15_ic_corr 可复作任何新因子/新数据族用它体检)。</w:t>
       </w:r>
     </w:p>
     <w:p>
       <w:r>
         <w:rPr>
+          <w:b/>
+          <w:i w:val="0"/>
+        </w:rPr>
+        <w:t>怎么做才算数</w:t>
+      </w:r>
+      <w:r>
+        <w:rPr>
           <w:b w:val="0"/>
           <w:i w:val="0"/>
         </w:rPr>
-        <w:t>（重要小抄：小抄方向①③最容易造假=都用上</w:t>
+        <w:t xml:space="preserve">：任何一条想"加入组合"的新线索,先过 </w:t>
       </w:r>
       <w:r>
         <w:rPr>
           <w:b/>
           <w:i w:val="0"/>
         </w:rPr>
-        <w:t>未来信息</w:t>
+        <w:t>相关(与簇近0/负)+自带强度(月度IC不弱、近12月为正)+OOS</w:t>
       </w:r>
       <w:r>
         <w:rPr>
           <w:b w:val="0"/>
           <w:i w:val="0"/>
         </w:rPr>
-        <w:t>或</w:t>
-      </w:r>
+        <w:t>,三关都过才信。</w:t>
+      </w:r>
+    </w:p>
+    <w:p>
       <w:r>
         <w:rPr>
           <w:b/>
           <w:i w:val="0"/>
         </w:rPr>
-        <w:t>另一只看似不同但同源</w:t>
+        <w:t>补记</w:t>
       </w:r>
       <w:r>
         <w:rPr>
           <w:b w:val="0"/>
           <w:i w:val="0"/>
         </w:rPr>
-        <w:t>。只要一条新信号只能在自己回测窗对、一 OOS 或一实盘就掉，它就不是真 alpha。）</w:t>
+        <w:t>:（后续把每当评的族/因子、相关/增量/OOS数字追加到这里。）</w:t>
+      </w:r>
+    </w:p>
+    <w:p>
+      <w:r>
+        <w:rPr>
+          <w:b/>
+          <w:i w:val="0"/>
+        </w:rPr>
+        <w:t>补记 2026-10-13 —— 结论：⚠️ 与方向①同源，同样在门槛之外</w:t>
+      </w:r>
+    </w:p>
+    <w:p>
+      <w:pPr>
+        <w:pStyle w:val="ListNumber"/>
+      </w:pPr>
+      <w:r>
+        <w:rPr>
+          <w:b w:val="0"/>
+          <w:i w:val="0"/>
+          <w:sz w:val="21"/>
+        </w:rPr>
+        <w:t xml:space="preserve">1. </w:t>
+      </w:r>
+      <w:r>
+        <w:rPr>
+          <w:b/>
+          <w:i w:val="0"/>
+          <w:sz w:val="21"/>
+        </w:rPr>
+        <w:t>方向/台阶</w:t>
+      </w:r>
+      <w:r>
+        <w:rPr>
+          <w:b w:val="0"/>
+          <w:i w:val="0"/>
+          <w:sz w:val="21"/>
+        </w:rPr>
+        <w:t>：机构"因子挖掘/多因子"层 —— 本项目即"加维度"：V6-A(+5 维) / V6-C(−2 列) / V6-B(−14 列) / V6-D(+14 维) / V6-E(+16 维)。</w:t>
+      </w:r>
+    </w:p>
+    <w:p>
+      <w:pPr>
+        <w:pStyle w:val="ListNumber"/>
+      </w:pPr>
+      <w:r>
+        <w:rPr>
+          <w:b w:val="0"/>
+          <w:i w:val="0"/>
+          <w:sz w:val="21"/>
+        </w:rPr>
+        <w:t xml:space="preserve">2. </w:t>
+      </w:r>
+      <w:r>
+        <w:rPr>
+          <w:b/>
+          <w:i w:val="0"/>
+          <w:sz w:val="21"/>
+        </w:rPr>
+        <w:t>数据与口径</w:t>
+      </w:r>
+      <w:r>
+        <w:rPr>
+          <w:b w:val="0"/>
+          <w:i w:val="0"/>
+          <w:sz w:val="21"/>
+        </w:rPr>
+        <w:t>：同花顺 + mootdx 等数据面；69 个月、月频；引擎口径。</w:t>
+      </w:r>
+    </w:p>
+    <w:p>
+      <w:pPr>
+        <w:pStyle w:val="ListNumber"/>
+      </w:pPr>
+      <w:r>
+        <w:rPr>
+          <w:b w:val="0"/>
+          <w:i w:val="0"/>
+          <w:sz w:val="21"/>
+        </w:rPr>
+        <w:t xml:space="preserve">3. </w:t>
+      </w:r>
+      <w:r>
+        <w:rPr>
+          <w:b/>
+          <w:i w:val="0"/>
+          <w:sz w:val="21"/>
+        </w:rPr>
+        <w:t>结果·门槛判断</w:t>
+      </w:r>
+      <w:r>
+        <w:rPr>
+          <w:b w:val="0"/>
+          <w:i w:val="0"/>
+          <w:sz w:val="21"/>
+        </w:rPr>
+        <w:t>：</w:t>
+      </w:r>
+      <w:r>
+        <w:rPr>
+          <w:b/>
+          <w:i w:val="0"/>
+          <w:sz w:val="21"/>
+        </w:rPr>
+        <w:t>五条链 0/20 显著</w:t>
+      </w:r>
+      <w:r>
+        <w:rPr>
+          <w:b w:val="0"/>
+          <w:i w:val="0"/>
+          <w:sz w:val="21"/>
+        </w:rPr>
+        <w:t xml:space="preserve">；A/B 臂之差 等权 </w:t>
+      </w:r>
+      <w:r>
+        <w:rPr>
+          <w:b/>
+          <w:i w:val="0"/>
+          <w:sz w:val="21"/>
+        </w:rPr>
+        <w:t>+26.20pp</w:t>
+      </w:r>
+      <w:r>
+        <w:rPr>
+          <w:b w:val="0"/>
+          <w:i w:val="0"/>
+          <w:sz w:val="21"/>
+        </w:rPr>
+        <w:t xml:space="preserve">、生产口径 </w:t>
+      </w:r>
+      <w:r>
+        <w:rPr>
+          <w:b/>
+          <w:i w:val="0"/>
+          <w:sz w:val="21"/>
+        </w:rPr>
+        <w:t>−29.78p</w:t>
+      </w:r>
+      <w:r>
+        <w:rPr>
+          <w:b w:val="0"/>
+          <w:i w:val="0"/>
+          <w:sz w:val="21"/>
+        </w:rPr>
+        <w:t>（</w:t>
+      </w:r>
+      <w:r>
+        <w:rPr>
+          <w:b/>
+          <w:i w:val="0"/>
+          <w:sz w:val="21"/>
+        </w:rPr>
+        <w:t>方向随口径翻转</w:t>
+      </w:r>
+      <w:r>
+        <w:rPr>
+          <w:b w:val="0"/>
+          <w:i w:val="0"/>
+          <w:sz w:val="21"/>
+        </w:rPr>
+        <w:t xml:space="preserve">）；#50 种子带宽 </w:t>
+      </w:r>
+      <w:r>
+        <w:rPr>
+          <w:b/>
+          <w:i w:val="0"/>
+          <w:sz w:val="21"/>
+        </w:rPr>
+        <w:t>27~49pp ≫ 臂间差</w:t>
+      </w:r>
+      <w:r>
+        <w:rPr>
+          <w:b w:val="0"/>
+          <w:i w:val="0"/>
+          <w:sz w:val="21"/>
+        </w:rPr>
+        <w:t xml:space="preserve">。与 MDE（1.5%/月）一致 ⇒ </w:t>
+      </w:r>
+      <w:r>
+        <w:rPr>
+          <w:b/>
+          <w:i w:val="0"/>
+          <w:sz w:val="21"/>
+        </w:rPr>
+        <w:t>加/删维度的效应量测不出</w:t>
+      </w:r>
+      <w:r>
+        <w:rPr>
+          <w:b w:val="0"/>
+          <w:i w:val="0"/>
+          <w:sz w:val="21"/>
+        </w:rPr>
+        <w:t>（详见待办 #34/#40/#44/#45/#50）。</w:t>
+      </w:r>
+    </w:p>
+    <w:p>
+      <w:pPr>
+        <w:pStyle w:val="ListNumber"/>
+      </w:pPr>
+      <w:r>
+        <w:rPr>
+          <w:b w:val="0"/>
+          <w:i w:val="0"/>
+          <w:sz w:val="21"/>
+        </w:rPr>
+        <w:t xml:space="preserve">4. </w:t>
+      </w:r>
+      <w:r>
+        <w:rPr>
+          <w:b/>
+          <w:i w:val="0"/>
+          <w:sz w:val="21"/>
+        </w:rPr>
+        <w:t>下一步/是否换血</w:t>
+      </w:r>
+      <w:r>
+        <w:rPr>
+          <w:b w:val="0"/>
+          <w:i w:val="0"/>
+          <w:sz w:val="21"/>
+        </w:rPr>
+        <w:t>：</w:t>
+      </w:r>
+      <w:r>
+        <w:rPr>
+          <w:b/>
+          <w:i w:val="0"/>
+          <w:sz w:val="21"/>
+        </w:rPr>
+        <w:t>不再加维度、不再删维度</w:t>
+      </w:r>
+      <w:r>
+        <w:rPr>
+          <w:b w:val="0"/>
+          <w:i w:val="0"/>
+          <w:sz w:val="21"/>
+        </w:rPr>
+        <w:t>（唯一例外：删 `consensus` 死列属"清垃圾"，随下次本来就要重建的改动一起做，不单独烧机时）。</w:t>
       </w:r>
     </w:p>
     <w:p>
@@ -1171,6 +1479,204 @@
         <w:rPr>
           <w:color w:val="1F4E79"/>
         </w:rPr>
+        <w:t>方向③ LLM / 文本 → α（你 004 LLM 模拟盘，较浅）</w:t>
+      </w:r>
+    </w:p>
+    <w:p>
+      <w:r>
+        <w:rPr>
+          <w:b/>
+          <w:i w:val="0"/>
+        </w:rPr>
+        <w:t>是什么</w:t>
+      </w:r>
+      <w:r>
+        <w:rPr>
+          <w:b w:val="0"/>
+          <w:i w:val="0"/>
+        </w:rPr>
+        <w:t>：把新闻 / 研报 / 分析师语气/公司公告这类非结构化文字,变成"今天到未来数日"的动量/情绪因子。</w:t>
+      </w:r>
+    </w:p>
+    <w:p>
+      <w:r>
+        <w:rPr>
+          <w:b/>
+          <w:i w:val="0"/>
+        </w:rPr>
+        <w:t>机构怎么做</w:t>
+      </w:r>
+      <w:r>
+        <w:rPr>
+          <w:b w:val="0"/>
+          <w:i w:val="0"/>
+        </w:rPr>
+        <w:t>：数据独享(万得/彭博终端+付费另类)→ LLM提取事件与情绪时长→ 与"出现时点"对齐(防用未来信息)→ 低频稳健(作截面/事件套利因子)→ 与价量因子正交→ OOS 检验信息时效窗口。</w:t>
+      </w:r>
+    </w:p>
+    <w:p>
+      <w:r>
+        <w:rPr>
+          <w:b/>
+          <w:i w:val="0"/>
+        </w:rPr>
+        <w:t>我个人怎么由浅入深</w:t>
+      </w:r>
+      <w:r>
+        <w:rPr>
+          <w:b w:val="0"/>
+          <w:i w:val="0"/>
+        </w:rPr>
+        <w:t>：①先用</w:t>
+      </w:r>
+      <w:r>
+        <w:rPr>
+          <w:b/>
+          <w:i w:val="0"/>
+        </w:rPr>
+        <w:t>已披露公告/龙虎榜/新闻时间点</w:t>
+      </w:r>
+      <w:r>
+        <w:rPr>
+          <w:b w:val="0"/>
+          <w:i w:val="0"/>
+        </w:rPr>
+        <w:t>(你 data/extra_features 有 news/cls/consensus/reports) 做"事件当日后未来5-20日超额"的</w:t>
+      </w:r>
+      <w:r>
+        <w:rPr>
+          <w:b/>
+          <w:i w:val="0"/>
+        </w:rPr>
+        <w:t>事件统计</w:t>
+      </w:r>
+      <w:r>
+        <w:rPr>
+          <w:b w:val="0"/>
+          <w:i w:val="0"/>
+        </w:rPr>
+        <w:t>(何时涨、认在即)（比“让LLM直接写涨跌”更诚实、少幻觉）→ ②把"事件类型/情感"用LLM打个低维标签再和价量错峰叠 → ③防look-ahead：</w:t>
+      </w:r>
+      <w:r>
+        <w:rPr>
+          <w:b/>
+          <w:i w:val="0"/>
+        </w:rPr>
+        <w:t>只用"已公开、且当天收盘后可用"的信息算，绝不要用未来</w:t>
+      </w:r>
+      <w:r>
+        <w:rPr>
+          <w:b w:val="0"/>
+          <w:i w:val="0"/>
+        </w:rPr>
+        <w:t>。</w:t>
+      </w:r>
+    </w:p>
+    <w:p>
+      <w:r>
+        <w:rPr>
+          <w:b/>
+          <w:i w:val="0"/>
+        </w:rPr>
+        <w:t>一上手做哪一步</w:t>
+      </w:r>
+      <w:r>
+        <w:rPr>
+          <w:b w:val="0"/>
+          <w:i w:val="0"/>
+        </w:rPr>
+        <w:t>：别又造一个"看一个公司说利空它跌了"的幻影——先做</w:t>
+      </w:r>
+      <w:r>
+        <w:rPr>
+          <w:b/>
+          <w:i w:val="0"/>
+        </w:rPr>
+        <w:t>「事件清单 → 事件后超额形态」的诚实描述统计</w:t>
+      </w:r>
+      <w:r>
+        <w:rPr>
+          <w:b w:val="0"/>
+          <w:i w:val="0"/>
+        </w:rPr>
+        <w:t>(哪些事件类型真的能带来可交易、且能次日开盘进场的超额)。这才是机构事件的起点。</w:t>
+      </w:r>
+    </w:p>
+    <w:p>
+      <w:r>
+        <w:rPr>
+          <w:b/>
+          <w:i w:val="0"/>
+        </w:rPr>
+        <w:t>怎么做才算数</w:t>
+      </w:r>
+      <w:r>
+        <w:rPr>
+          <w:b w:val="0"/>
+          <w:i w:val="0"/>
+        </w:rPr>
+        <w:t>：给"这条信息"能带来,且扣成本后、</w:t>
+      </w:r>
+      <w:r>
+        <w:rPr>
+          <w:b/>
+          <w:i w:val="0"/>
+        </w:rPr>
+        <w:t>次日能进场</w:t>
+      </w:r>
+      <w:r>
+        <w:rPr>
+          <w:b w:val="0"/>
+          <w:i w:val="0"/>
+        </w:rPr>
+        <w:t>、且不随时间被抢走的正超额才算；若只是"消息当天冲一下明天就回"，多半是已反映、不可交易，别当 alpha。</w:t>
+      </w:r>
+    </w:p>
+    <w:p>
+      <w:r>
+        <w:rPr>
+          <w:b w:val="0"/>
+          <w:i w:val="0"/>
+        </w:rPr>
+        <w:t>（重要小抄：小抄方向①③最容易造假=都用上</w:t>
+      </w:r>
+      <w:r>
+        <w:rPr>
+          <w:b/>
+          <w:i w:val="0"/>
+        </w:rPr>
+        <w:t>未来信息</w:t>
+      </w:r>
+      <w:r>
+        <w:rPr>
+          <w:b w:val="0"/>
+          <w:i w:val="0"/>
+        </w:rPr>
+        <w:t>或</w:t>
+      </w:r>
+      <w:r>
+        <w:rPr>
+          <w:b/>
+          <w:i w:val="0"/>
+        </w:rPr>
+        <w:t>另一只看似不同但同源</w:t>
+      </w:r>
+      <w:r>
+        <w:rPr>
+          <w:b w:val="0"/>
+          <w:i w:val="0"/>
+        </w:rPr>
+        <w:t>。只要一条新信号只能在自己回测窗对、一 OOS 或一实盘就掉，它就不是真 alpha。）</w:t>
+      </w:r>
+    </w:p>
+    <w:p>
+      <w:pPr>
+        <w:pStyle w:val="Heading1"/>
+      </w:pPr>
+      <w:r>
+        <w:rPr>
+          <w:color w:val="1F4E79"/>
+        </w:rPr>
         <w:t>方向④ ETF 动量 / 择时框架（你已有独立 ETF 择时模拟盘）</w:t>
       </w:r>
     </w:p>
@@ -1539,6 +2045,307 @@
       </w:r>
     </w:p>
     <w:p>
+      <w:r>
+        <w:rPr>
+          <w:b/>
+          <w:i w:val="0"/>
+        </w:rPr>
+        <w:t>补记 2026-10-14（本项目实测）—— 结论：✅ 已结案（数据修复后复核：结论未被"坏数据"冤枉）</w:t>
+      </w:r>
+    </w:p>
+    <w:p>
+      <w:pPr>
+        <w:pStyle w:val="ListNumber"/>
+      </w:pPr>
+      <w:r>
+        <w:rPr>
+          <w:b w:val="0"/>
+          <w:i w:val="0"/>
+          <w:sz w:val="21"/>
+        </w:rPr>
+        <w:t xml:space="preserve">1. </w:t>
+      </w:r>
+      <w:r>
+        <w:rPr>
+          <w:b/>
+          <w:i w:val="0"/>
+          <w:sz w:val="21"/>
+        </w:rPr>
+        <w:t>方向/台阶</w:t>
+      </w:r>
+      <w:r>
+        <w:rPr>
+          <w:b w:val="0"/>
+          <w:i w:val="0"/>
+          <w:sz w:val="21"/>
+        </w:rPr>
+        <w:t>：机构第 1~2 层（零样本 → 微调）。本项目=方向四（3a 零样本、3b 微调，2026-08 证伪，ADR V3-18/V3-20）。</w:t>
+      </w:r>
+    </w:p>
+    <w:p>
+      <w:pPr>
+        <w:pStyle w:val="ListNumber"/>
+      </w:pPr>
+      <w:r>
+        <w:rPr>
+          <w:b w:val="0"/>
+          <w:i w:val="0"/>
+          <w:sz w:val="21"/>
+        </w:rPr>
+        <w:t xml:space="preserve">2. </w:t>
+      </w:r>
+      <w:r>
+        <w:rPr>
+          <w:b/>
+          <w:i w:val="0"/>
+          <w:sz w:val="21"/>
+        </w:rPr>
+        <w:t>数据与口径</w:t>
+      </w:r>
+      <w:r>
+        <w:rPr>
+          <w:b w:val="0"/>
+          <w:i w:val="0"/>
+          <w:sz w:val="21"/>
+        </w:rPr>
+        <w:t>：stock_daily 原始 OHLCV；2026-03 与 2026-06 两个月、月频、全市场 ~3100 只；判据=</w:t>
+      </w:r>
+      <w:r>
+        <w:rPr>
+          <w:b/>
+          <w:i w:val="0"/>
+          <w:sz w:val="21"/>
+        </w:rPr>
+        <w:t>增量 IC</w:t>
+      </w:r>
+      <w:r>
+        <w:rPr>
+          <w:b w:val="0"/>
+          <w:i w:val="0"/>
+          <w:sz w:val="21"/>
+        </w:rPr>
+        <w:t>（Kronos IC − max(反转, 均值回归)），与 V2 的 20 日超额口径一致。</w:t>
+      </w:r>
+    </w:p>
+    <w:p>
+      <w:pPr>
+        <w:pStyle w:val="ListNumber"/>
+      </w:pPr>
+      <w:r>
+        <w:rPr>
+          <w:b w:val="0"/>
+          <w:i w:val="0"/>
+          <w:sz w:val="21"/>
+        </w:rPr>
+        <w:t xml:space="preserve">3. </w:t>
+      </w:r>
+      <w:r>
+        <w:rPr>
+          <w:b/>
+          <w:i w:val="0"/>
+          <w:sz w:val="21"/>
+        </w:rPr>
+        <w:t>结果·门槛判断</w:t>
+      </w:r>
+      <w:r>
+        <w:rPr>
+          <w:b w:val="0"/>
+          <w:i w:val="0"/>
+          <w:sz w:val="21"/>
+        </w:rPr>
+        <w:t xml:space="preserve">：两月增量 </w:t>
+      </w:r>
+      <w:r>
+        <w:rPr>
+          <w:b/>
+          <w:i w:val="0"/>
+          <w:sz w:val="21"/>
+        </w:rPr>
+        <w:t>2026-06 ≈ 0（−0.0019）、2026-03 为负（−0.0996）</w:t>
+      </w:r>
+      <w:r>
+        <w:rPr>
+          <w:b w:val="0"/>
+          <w:i w:val="0"/>
+          <w:sz w:val="21"/>
+        </w:rPr>
+        <w:t>（零样本两月平均 −0.030）⇒ 无超越简单因子的价值。</w:t>
+      </w:r>
+      <w:r>
+        <w:rPr>
+          <w:b/>
+          <w:i w:val="0"/>
+          <w:sz w:val="21"/>
+        </w:rPr>
+        <w:t>该结论只基于 2 个月、且两个月都落在深市后复权 bug 区间内</w:t>
+      </w:r>
+      <w:r>
+        <w:rPr>
+          <w:b w:val="0"/>
+          <w:i w:val="0"/>
+          <w:sz w:val="21"/>
+        </w:rPr>
+        <w:t xml:space="preserve">（2026-06 窗口还跨 6/9 假跳变边界）⇒ </w:t>
+      </w:r>
+      <w:r>
+        <w:rPr>
+          <w:b/>
+          <w:i w:val="0"/>
+          <w:sz w:val="21"/>
+        </w:rPr>
+        <w:t>2026-10-14 用已修复库做零成本复核</w:t>
+      </w:r>
+      <w:r>
+        <w:rPr>
+          <w:b w:val="0"/>
+          <w:i w:val="0"/>
+          <w:sz w:val="21"/>
+        </w:rPr>
+        <w:t>（不重跑推理，只重算 y 与基线；沪市=天然干净对照组）：</w:t>
+      </w:r>
+      <w:r>
+        <w:rPr>
+          <w:b/>
+          <w:i w:val="0"/>
+          <w:sz w:val="21"/>
+        </w:rPr>
+        <w:t>全池五个数逐位复现</w:t>
+      </w:r>
+      <w:r>
+        <w:rPr>
+          <w:b w:val="0"/>
+          <w:i w:val="0"/>
+          <w:sz w:val="21"/>
+        </w:rPr>
+        <w:t>（0.4562/0.4252/0.4581/0.578/−0.0019）；分市场之差（沪市增量 +0.035 vs 深市 −0.053）是</w:t>
+      </w:r>
+      <w:r>
+        <w:rPr>
+          <w:b/>
+          <w:i w:val="0"/>
+          <w:sz w:val="21"/>
+        </w:rPr>
+        <w:t>市场结构</w:t>
+      </w:r>
+      <w:r>
+        <w:rPr>
+          <w:b w:val="0"/>
+          <w:i w:val="0"/>
+          <w:sz w:val="21"/>
+        </w:rPr>
+        <w:t>而非污染指纹（2026-03 方向相反可证）；</w:t>
+      </w:r>
+      <w:r>
+        <w:rPr>
+          <w:b/>
+          <w:i w:val="0"/>
+          <w:sz w:val="21"/>
+        </w:rPr>
+        <w:t>上界论证</w:t>
+      </w:r>
+      <w:r>
+        <w:rPr>
+          <w:b w:val="0"/>
+          <w:i w:val="0"/>
+          <w:sz w:val="21"/>
+        </w:rPr>
+        <w:t>：即便污染全部拖累深市，全池增量最多升到 ~+0.02 ⇒ 两月平均仍负、</w:t>
+      </w:r>
+      <w:r>
+        <w:rPr>
+          <w:b/>
+          <w:i w:val="0"/>
+          <w:sz w:val="21"/>
+        </w:rPr>
+        <w:t>结论不翻转</w:t>
+      </w:r>
+      <w:r>
+        <w:rPr>
+          <w:b w:val="0"/>
+          <w:i w:val="0"/>
+          <w:sz w:val="21"/>
+        </w:rPr>
+        <w:t>。机制：IC 是秩相关，污染为</w:t>
+      </w:r>
+      <w:r>
+        <w:rPr>
+          <w:b/>
+          <w:i w:val="0"/>
+          <w:sz w:val="21"/>
+        </w:rPr>
+        <w:t>乘性缩放</w:t>
+      </w:r>
+      <w:r>
+        <w:rPr>
+          <w:b w:val="0"/>
+          <w:i w:val="0"/>
+          <w:sz w:val="21"/>
+        </w:rPr>
+        <w:t xml:space="preserve"> ⇒ 排序不变、天然免疫。脚本 `experiments/kronos/recheck_after_datafix.py`；账本待办 #65。</w:t>
+      </w:r>
+    </w:p>
+    <w:p>
+      <w:pPr>
+        <w:pStyle w:val="ListNumber"/>
+      </w:pPr>
+      <w:r>
+        <w:rPr>
+          <w:b w:val="0"/>
+          <w:i w:val="0"/>
+          <w:sz w:val="21"/>
+        </w:rPr>
+        <w:t xml:space="preserve">4. </w:t>
+      </w:r>
+      <w:r>
+        <w:rPr>
+          <w:b/>
+          <w:i w:val="0"/>
+          <w:sz w:val="21"/>
+        </w:rPr>
+        <w:t>下一步/是否换血</w:t>
+      </w:r>
+      <w:r>
+        <w:rPr>
+          <w:b w:val="0"/>
+          <w:i w:val="0"/>
+          <w:sz w:val="21"/>
+        </w:rPr>
+        <w:t>：</w:t>
+      </w:r>
+      <w:r>
+        <w:rPr>
+          <w:b/>
+          <w:i w:val="0"/>
+          <w:sz w:val="21"/>
+        </w:rPr>
+        <w:t>结案、不重开</w:t>
+      </w:r>
+      <w:r>
+        <w:rPr>
+          <w:b w:val="0"/>
+          <w:i w:val="0"/>
+          <w:sz w:val="21"/>
+        </w:rPr>
+        <w:t>（除数据结论外，另按方向①的 MDE 1.5%/月 + "选股层不再投入"红线：Kronos 属量价族通道、非新信息源）。</w:t>
+      </w:r>
+      <w:r>
+        <w:rPr>
+          <w:b/>
+          <w:i w:val="0"/>
+          <w:sz w:val="21"/>
+        </w:rPr>
+        <w:t>唯一保留在产的是同一模型的指数择时线</w:t>
+      </w:r>
+      <w:r>
+        <w:rPr>
+          <w:b w:val="0"/>
+          <w:i w:val="0"/>
+          <w:sz w:val="21"/>
+        </w:rPr>
+        <w:t>（ADR V3-21：零样本 base 中证1000 5 日择时、超额 +104%、已部署 `scripts/sim_etf_timing.py`）——它用 index_daily（从未被污染），继续以模拟盘实盘观察验证。</w:t>
+      </w:r>
+    </w:p>
+    <w:p>
       <w:pPr>
         <w:pStyle w:val="Heading1"/>
       </w:pPr>
@@ -2230,6 +3037,256 @@
           <w:i w:val="0"/>
         </w:rPr>
         <w:t>：任何策略报告先过执行口径(成本+T+1+涨跌停+停牌+回撤金额),再看信号超额。</w:t>
+      </w:r>
+    </w:p>
+    <w:p>
+      <w:r>
+        <w:rPr>
+          <w:b/>
+          <w:i w:val="0"/>
+        </w:rPr>
+        <w:t xml:space="preserve">补记 2026-10-13（本项目实测）—— 结论：✅ </w:t>
+      </w:r>
+      <w:r>
+        <w:rPr>
+          <w:b w:val="0"/>
+          <w:i w:val="0"/>
+        </w:rPr>
+        <w:t>这是当前唯一"在门槛内"的方向 ⇒ 主战场</w:t>
+      </w:r>
+      <w:r>
+        <w:rPr>
+          <w:b/>
+          <w:i w:val="0"/>
+        </w:rPr>
+      </w:r>
+    </w:p>
+    <w:p>
+      <w:pPr>
+        <w:pStyle w:val="ListNumber"/>
+      </w:pPr>
+      <w:r>
+        <w:rPr>
+          <w:b w:val="0"/>
+          <w:i w:val="0"/>
+          <w:sz w:val="21"/>
+        </w:rPr>
+        <w:t xml:space="preserve">1. </w:t>
+      </w:r>
+      <w:r>
+        <w:rPr>
+          <w:b/>
+          <w:i w:val="0"/>
+          <w:sz w:val="21"/>
+        </w:rPr>
+        <w:t>方向/台阶</w:t>
+      </w:r>
+      <w:r>
+        <w:rPr>
+          <w:b w:val="0"/>
+          <w:i w:val="0"/>
+          <w:sz w:val="21"/>
+        </w:rPr>
+        <w:t>：机构"执行/风控/组合优化"层 —— 组合优化已上生产（#20/#22）；本次扩测"持仓数 × 组合方式"（#56）。</w:t>
+      </w:r>
+    </w:p>
+    <w:p>
+      <w:pPr>
+        <w:pStyle w:val="ListNumber"/>
+      </w:pPr>
+      <w:r>
+        <w:rPr>
+          <w:b w:val="0"/>
+          <w:i w:val="0"/>
+          <w:sz w:val="21"/>
+        </w:rPr>
+        <w:t xml:space="preserve">2. </w:t>
+      </w:r>
+      <w:r>
+        <w:rPr>
+          <w:b/>
+          <w:i w:val="0"/>
+          <w:sz w:val="21"/>
+        </w:rPr>
+        <w:t>数据与口径</w:t>
+      </w:r>
+      <w:r>
+        <w:rPr>
+          <w:b w:val="0"/>
+          <w:i w:val="0"/>
+          <w:sz w:val="21"/>
+        </w:rPr>
+        <w:t>：B 臂缓存；69 个月；引擎口径（含止损/月末清仓/费用/单票 15% 上限、最小方差加权）。</w:t>
+      </w:r>
+    </w:p>
+    <w:p>
+      <w:pPr>
+        <w:pStyle w:val="ListNumber"/>
+      </w:pPr>
+      <w:r>
+        <w:rPr>
+          <w:b w:val="0"/>
+          <w:i w:val="0"/>
+          <w:sz w:val="21"/>
+        </w:rPr>
+        <w:t xml:space="preserve">3. </w:t>
+      </w:r>
+      <w:r>
+        <w:rPr>
+          <w:b/>
+          <w:i w:val="0"/>
+          <w:sz w:val="21"/>
+        </w:rPr>
+        <w:t>结果·门槛判断</w:t>
+      </w:r>
+      <w:r>
+        <w:rPr>
+          <w:b w:val="0"/>
+          <w:i w:val="0"/>
+          <w:sz w:val="21"/>
+        </w:rPr>
+        <w:t>：</w:t>
+      </w:r>
+      <w:r>
+        <w:rPr>
+          <w:b/>
+          <w:i w:val="0"/>
+          <w:sz w:val="21"/>
+        </w:rPr>
+        <w:t>收益类判据测不出</w:t>
+      </w:r>
+      <w:r>
+        <w:rPr>
+          <w:b w:val="0"/>
+          <w:i w:val="0"/>
+          <w:sz w:val="21"/>
+        </w:rPr>
+        <w:t>（等权 vs 最小方差三臂 p=0.294/0.173/0.076；TOP20/30 vs TOP10 p=0.32~0.64），</w:t>
+      </w:r>
+      <w:r>
+        <w:rPr>
+          <w:b/>
+          <w:i w:val="0"/>
+          <w:sz w:val="21"/>
+        </w:rPr>
+        <w:t>但构造性判据明显改善</w:t>
+      </w:r>
+      <w:r>
+        <w:rPr>
+          <w:b w:val="0"/>
+          <w:i w:val="0"/>
+          <w:sz w:val="21"/>
+        </w:rPr>
+        <w:t xml:space="preserve">：等权口径 TOP10→TOP30 </w:t>
+      </w:r>
+      <w:r>
+        <w:rPr>
+          <w:b/>
+          <w:i w:val="0"/>
+          <w:sz w:val="21"/>
+        </w:rPr>
+        <w:t>最大回撤 −44.9%→−30.7%（改善 14pp）</w:t>
+      </w:r>
+      <w:r>
+        <w:rPr>
+          <w:b w:val="0"/>
+          <w:i w:val="0"/>
+          <w:sz w:val="21"/>
+        </w:rPr>
+        <w:t xml:space="preserve">、集中度 33.5%→18.6%；生产口径 TOP10→TOP20 </w:t>
+      </w:r>
+      <w:r>
+        <w:rPr>
+          <w:b/>
+          <w:i w:val="0"/>
+          <w:sz w:val="21"/>
+        </w:rPr>
+        <w:t>回撤 −38.6%→−24.2%</w:t>
+      </w:r>
+      <w:r>
+        <w:rPr>
+          <w:b w:val="0"/>
+          <w:i w:val="0"/>
+          <w:sz w:val="21"/>
+        </w:rPr>
+        <w:t>；因子层剔最赚 1 只 −1.61%→−0.42%。</w:t>
+      </w:r>
+    </w:p>
+    <w:p>
+      <w:pPr>
+        <w:pStyle w:val="ListNumber"/>
+      </w:pPr>
+      <w:r>
+        <w:rPr>
+          <w:b w:val="0"/>
+          <w:i w:val="0"/>
+          <w:sz w:val="21"/>
+        </w:rPr>
+        <w:t xml:space="preserve">4. </w:t>
+      </w:r>
+      <w:r>
+        <w:rPr>
+          <w:b/>
+          <w:i w:val="0"/>
+          <w:sz w:val="21"/>
+        </w:rPr>
+        <w:t>下一步/是否换血</w:t>
+      </w:r>
+      <w:r>
+        <w:rPr>
+          <w:b w:val="0"/>
+          <w:i w:val="0"/>
+          <w:sz w:val="21"/>
+        </w:rPr>
+        <w:t>：</w:t>
+      </w:r>
+      <w:r>
+        <w:rPr>
+          <w:b/>
+          <w:i w:val="0"/>
+          <w:sz w:val="21"/>
+        </w:rPr>
+        <w:t>继续做，但换判据</w:t>
+      </w:r>
+      <w:r>
+        <w:rPr>
+          <w:b w:val="0"/>
+          <w:i w:val="0"/>
+          <w:sz w:val="21"/>
+        </w:rPr>
+        <w:t xml:space="preserve"> —— 这类改动</w:t>
+      </w:r>
+      <w:r>
+        <w:rPr>
+          <w:b/>
+          <w:i w:val="0"/>
+          <w:sz w:val="21"/>
+        </w:rPr>
+        <w:t>只用"构造性判据"</w:t>
+      </w:r>
+      <w:r>
+        <w:rPr>
+          <w:b w:val="0"/>
+          <w:i w:val="0"/>
+          <w:sz w:val="21"/>
+        </w:rPr>
+        <w:t>（集中度↓、回撤↓、剔最赚 N 只后收益↑、换手/成本↓、极端月跌幅↓），</w:t>
+      </w:r>
+      <w:r>
+        <w:rPr>
+          <w:b/>
+          <w:i w:val="0"/>
+          <w:sz w:val="21"/>
+        </w:rPr>
+        <w:t>不靠统计显著性</w:t>
+      </w:r>
+      <w:r>
+        <w:rPr>
+          <w:b w:val="0"/>
+          <w:i w:val="0"/>
+          <w:sz w:val="21"/>
+        </w:rPr>
+        <w:t>（效应量小 + MDE 门槛高）。候选：收紧单票上限 / 加集中度惩罚 / 扩持仓至 TOP20 并加约束 / 成本与滑点优化。</w:t>
       </w:r>
     </w:p>
     <w:p>
